--- a/docs/Delegate-backup-Plugin-Specification.docx
+++ b/docs/Delegate-backup-Plugin-Specification.docx
@@ -13,7 +13,7 @@
     <w:p>
       <w:pPr/>
       <w:r>
-        <w:t>A Claude Code plugin that keeps a delegation pipeline running when an implementer exhausts its quota. It swaps the affected lane onto a configured backup and schedules the lane's automatic return for the moment the provider's window resets.</w:t>
+        <w:t>A Claude Code plugin that keeps a delegation pipeline running when implementers run out of quota. Each lane has an ordered chain of implementers; the plugin walks the lane one position down the chain per exhaustion, and schedules its return to the primary for when the provider's window resets.</w:t>
       </w:r>
     </w:p>
     <w:p>
@@ -25,7 +25,7 @@
     <w:p>
       <w:pPr/>
       <w:r>
-        <w:t>Version 1.0.0. Companion to code-pro 2.1.0, which consumes this plugin as an optional soft dependency.</w:t>
+        <w:t>Version 2.0.0 - fallback chains. Version 1.x allowed a single backup per lane, which meant a lane whose primary and backup were both exhausted had nowhere left to go. 2.0 replaces that with an arbitrary-length chain and one rule that makes the dead end unreachable: end every chain with a free, unmetered model. Companion to code-pro 2.1.0.</w:t>
       </w:r>
     </w:p>
     <w:p>
@@ -51,13 +51,13 @@
     <w:p>
       <w:pPr/>
       <w:r>
-        <w:t>Version: 1.0.0</w:t>
+        <w:t>Version: 2.0.0</w:t>
       </w:r>
     </w:p>
     <w:p>
       <w:pPr/>
       <w:r>
-        <w:t>Purpose: Survive quota exhaustion in a multi-provider delegation setup without manual reconfiguration, and without stranding a lane on a fallback after the window resets.</w:t>
+        <w:t>Purpose: Survive quota exhaustion in a multi-provider delegation setup without manual reconfiguration, without stranding a lane on a fallback after the window resets, and without ever reaching a state where no implementer is available.</w:t>
       </w:r>
     </w:p>
     <w:p>
@@ -95,7 +95,13 @@
     <w:p>
       <w:pPr/>
       <w:r>
-        <w:t>A delegation pipeline's usual degradation ladder does not help here. It resolves an implementer as usable when the binary is on PATH and its relay is installed, evaluated once at preflight. An implementer that is installed, authenticated, and simply out of quota passes that check and then fails its dispatch. Without a fallback, the first wall of the week stops the pipeline until someone hand-edits a config - and remembers to undo it three days later.</w:t>
+        <w:t>A delegation pipeline's usual degradation ladder does not help. It resolves an implementer as usable when the binary is on PATH and its relay is installed, evaluated once at preflight. An implementer that is installed, authenticated, and simply out of quota passes that check and then fails its dispatch.</w:t>
+      </w:r>
+    </w:p>
+    <w:p>
+      <w:pPr/>
+      <w:r>
+        <w:t>Version 1.x closed most of that gap but kept one hole: with a single backup per lane, losing both the primary and the backup left the lane dead. In practice that is not an edge case - two providers exhausting inside the same week is ordinary at high volume.</w:t>
       </w:r>
     </w:p>
     <w:p>
@@ -103,7 +109,35 @@
         <w:pStyle w:val="Heading1"/>
       </w:pPr>
       <w:r>
-        <w:t>3. The design decision that shapes everything</w:t>
+        <w:t>3. The two decisions that shape everything</w:t>
+      </w:r>
+    </w:p>
+    <w:p>
+      <w:pPr>
+        <w:pStyle w:val="Heading2"/>
+      </w:pPr>
+      <w:r>
+        <w:t>3.1  Chains end in a free model</w:t>
+      </w:r>
+    </w:p>
+    <w:p>
+      <w:pPr/>
+      <w:r>
+        <w:t>A lane's fallbacks are an ordered array. Position 0 mirrors the lane's primary in config.json; each apply advances one position. Because the final position is a free, unmetered model, the chain cannot be walked off the end - the pipeline degrades in quality rather than stopping.</w:t>
+      </w:r>
+    </w:p>
+    <w:p>
+      <w:pPr/>
+      <w:r>
+        <w:t>Two such models were verified writing code that executes with passing assertions, in roughly 18 seconds, at zero cost and requiring no additional credential: opencode/nemotron-3-ultra-free and opencode/hy3-free. They are a floor, not a substitute - expect to review their output more carefully.</w:t>
+      </w:r>
+    </w:p>
+    <w:p>
+      <w:pPr>
+        <w:pStyle w:val="Heading2"/>
+      </w:pPr>
+      <w:r>
+        <w:t>3.2  Exhaustion is never classified automatically</w:t>
       </w:r>
     </w:p>
     <w:p>
@@ -115,19 +149,29 @@
     <w:p>
       <w:pPr/>
       <w:r>
-        <w:t>This is deliberate, and it is the most important thing to preserve if this specification is ever reimplemented. Provider error messages are not trustworthy classifiers. The canonical counter-example: Z.AI returns "Insufficient balance or no resource package" (error 1113) when a call did not qualify as plan usage - wrong endpoint, or a model outside the plan. Plan quota does not fall through to account balance, so despite the wording the account is fine and the configuration is broken.</w:t>
+        <w:t>This is deliberate, and it is the most important thing to preserve if this specification is ever reimplemented. Provider error messages are not trustworthy classifiers, and there are two documented counter-examples on a single provider:</w:t>
+      </w:r>
+    </w:p>
+    <w:p>
+      <w:pPr>
+        <w:pStyle w:val="ListBullet"/>
+      </w:pPr>
+      <w:r>
+        <w:t>Z.AI error 1113, "Insufficient balance or no resource package", is a configuration fault. Plan quota does not fall through to account balance, so this means the call did not qualify as plan usage - wrong endpoint, or a model outside the plan.</w:t>
+      </w:r>
+    </w:p>
+    <w:p>
+      <w:pPr>
+        <w:pStyle w:val="ListBullet"/>
+      </w:pPr>
+      <w:r>
+        <w:t>"Rate limit reached for requests" is a per-minute throttle, not a spent budget. The correct response is to retry, not to swap.</w:t>
       </w:r>
     </w:p>
     <w:p>
       <w:pPr/>
       <w:r>
-        <w:t>An automatic classifier keying on that phrase would silently move work onto a backup provider in order to route around a bug the user needed to see. A fallback that hides a misconfiguration is worse than a hard failure.</w:t>
-      </w:r>
-    </w:p>
-    <w:p>
-      <w:pPr/>
-      <w:r>
-        <w:t>So the split is: judgment stays with the human or orchestrator; bookkeeping is automated. Automating the bookkeeping is where the value is anyway - nobody wants to hand-edit a config at 3am and remember to undo it 71 hours later.</w:t>
+        <w:t>An automatic classifier keying on either phrase would silently move work onto a fallback in order to route around a bug the user needed to see. A fallback that hides a misconfiguration is worse than a hard failure. So the split is: judgment stays with the human or orchestrator; bookkeeping is automated.</w:t>
       </w:r>
     </w:p>
     <w:p>
@@ -246,7 +290,7 @@
           </w:tcPr>
           <w:p>
             <w:r>
-              <w:t>backups (policy), active (current swaps), history (audit trail).</w:t>
+              <w:t>chains (policy), active (current position per lane), history (audit trail).</w:t>
             </w:r>
           </w:p>
         </w:tc>
@@ -295,7 +339,7 @@
         <w:pStyle w:val="Heading2"/>
       </w:pPr>
       <w:r>
-        <w:t>4.1  Sidecar schema (delegate-backups.v1)</w:t>
+        <w:t>4.1  Sidecar schema (delegate-backups.v2)</w:t>
       </w:r>
     </w:p>
     <w:p>
@@ -303,29 +347,39 @@
       <w:r>
         <w:t>{</w:t>
         <w:br/>
-        <w:t xml:space="preserve">  "version": "delegate-backups.v1",</w:t>
+        <w:t xml:space="preserve">  "version": "delegate-backups.v2",</w:t>
         <w:br/>
-        <w:t xml:space="preserve">  "backups": {</w:t>
+        <w:t xml:space="preserve">  "chains": {</w:t>
         <w:br/>
-        <w:t xml:space="preserve">    "ui": { "implementer": "opencode", "model": "zai-coding-plan/glm-5.3", "variant": "low" }</w:t>
+        <w:t xml:space="preserve">    "feature": [</w:t>
+        <w:br/>
+        <w:t xml:space="preserve">      { "implementer": "opencode", "model": "zai-coding-plan/glm-5.3-flash", "variant": "low" },</w:t>
+        <w:br/>
+        <w:t xml:space="preserve">      { "implementer": "codex", "effort": "medium" },</w:t>
+        <w:br/>
+        <w:t xml:space="preserve">      { "implementer": "opencode", "model": "opencode/nemotron-3-ultra-free" }</w:t>
+        <w:br/>
+        <w:t xml:space="preserve">    ]</w:t>
         <w:br/>
         <w:t xml:space="preserve">  },</w:t>
         <w:br/>
         <w:t xml:space="preserve">  "active": {</w:t>
         <w:br/>
-        <w:t xml:space="preserve">    "ui": {</w:t>
+        <w:t xml:space="preserve">    "feature": {</w:t>
         <w:br/>
-        <w:t xml:space="preserve">      "original":  { "implementer": "agy", "model": "gemini-3.1-pro-high" },</w:t>
+        <w:t xml:space="preserve">      "original":  { ...the lane before we ever touched it... },</w:t>
         <w:br/>
-        <w:t xml:space="preserve">      "wrote":     { "implementer": "opencode", "model": "zai-coding-plan/glm-5.3", "variant": "low" },</w:t>
+        <w:t xml:space="preserve">      "position":  2,</w:t>
         <w:br/>
-        <w:t xml:space="preserve">      "appliedAt": "2026-08-26T00:57:59+02:00",</w:t>
+        <w:t xml:space="preserve">      "wrote":     { ...what we last wrote into config.json... },</w:t>
         <w:br/>
-        <w:t xml:space="preserve">      "expiresAt": "2026-08-29T00:34:59+02:00",</w:t>
+        <w:t xml:space="preserve">      "appliedAt": "2026-08-30T01:09:12+02:00",</w:t>
         <w:br/>
-        <w:t xml:space="preserve">      "reason":    "agy: Individual quota reached. Resets in 71h 37m",</w:t>
+        <w:t xml:space="preserve">      "expiresAt": "2026-09-02T05:29:47+02:00",</w:t>
         <w:br/>
-        <w:t xml:space="preserve">      "taskId":    "delegate-restore-ui"</w:t>
+        <w:t xml:space="preserve">      "reason":    "GLM: Weekly/Monthly Limit Exhausted",</w:t>
+        <w:br/>
+        <w:t xml:space="preserve">      "taskId":    "delegate-restore-feature"</w:t>
         <w:br/>
         <w:t xml:space="preserve">    }</w:t>
         <w:br/>
@@ -339,7 +393,21 @@
     <w:p>
       <w:pPr/>
       <w:r>
-        <w:t>backups is policy and is edited by the user. active and history are written by the script. A backup entry takes the same shape as a lane: implementer plus whatever dials that implementer supports.</w:t>
+        <w:t>chains is policy and is edited by the user; position 0 must mirror the lane's primary. active and history are written by the script. original is captured on the first swap and preserved across every subsequent advance, so a restore always returns to the user's own configuration rather than to an intermediate position.</w:t>
+      </w:r>
+    </w:p>
+    <w:p>
+      <w:pPr>
+        <w:pStyle w:val="Heading2"/>
+      </w:pPr>
+      <w:r>
+        <w:t>4.2  Migration from v1</w:t>
+      </w:r>
+    </w:p>
+    <w:p>
+      <w:pPr/>
+      <w:r>
+        <w:t>A delegate-backups.v1 sidecar is upgraded in memory on read and persisted on the next write. Each single backup becomes a two-element chain: the lane's current primary from config.json at position 0, and the old backup at position 1. A v1 active entry, which had no position, is recorded as position 1. Existing behaviour is preserved exactly; adding a free model to the end of each chain is what buys the v2 guarantee.</w:t>
       </w:r>
     </w:p>
     <w:p>
@@ -399,7 +467,7 @@
           </w:tcPr>
           <w:p>
             <w:r>
-              <w:t>Swap the lane onto its configured backup, record how to undo it, and print the scheduled-task spec to create.</w:t>
+              <w:t>Advance the lane one position down its chain, record how to undo it, and print the scheduled-task spec to create. Reports movedTo and fallbacksRemaining.</w:t>
             </w:r>
           </w:p>
         </w:tc>
@@ -421,7 +489,7 @@
           </w:tcPr>
           <w:p>
             <w:r>
-              <w:t>Put lanes back. --lane restores that lane now (the task fired). --all restores every lane whose window has passed.</w:t>
+              <w:t>Return lanes to position 0. --lane restores that lane now (the task fired). --all restores every lane whose window has passed.</w:t>
             </w:r>
           </w:p>
         </w:tc>
@@ -443,7 +511,7 @@
           </w:tcPr>
           <w:p>
             <w:r>
-              <w:t>Show active and configured backups, with time remaining and an OVERDUE marker.</w:t>
+              <w:t>Show each chain with the live position marked, plus any active fallback.</w:t>
             </w:r>
           </w:p>
         </w:tc>
@@ -452,7 +520,13 @@
     <w:p>
       <w:pPr/>
       <w:r>
-        <w:t>--until accepts a duration (71h37m, 5h, 90m) or an ISO 8601 timestamp. Codex and Antigravity both report their reset window in the exhaustion message, so the duration form is normally copied straight out of the error.</w:t>
+        <w:t>--until accepts a duration (71h37m, 5h, 3d) or an ISO 8601 timestamp. Both forms occur in practice: Codex and Antigravity report a duration, Z.AI reports an absolute timestamp. Use whichever the provider gave.</w:t>
+      </w:r>
+    </w:p>
+    <w:p>
+      <w:pPr/>
+      <w:r>
+        <w:t>When fallbacksRemaining reaches 0 the output carries a warning field: the lane is on its last entry. The caller should surface that to the user.</w:t>
       </w:r>
     </w:p>
     <w:p>
@@ -523,7 +597,7 @@
           </w:tcPr>
           <w:p>
             <w:r>
-              <w:t>Success</w:t>
+              <w:t>Advanced one position</w:t>
             </w:r>
           </w:p>
         </w:tc>
@@ -533,7 +607,7 @@
           </w:tcPr>
           <w:p>
             <w:r>
-              <w:t>Continue; after apply, create the printed scheduled task</w:t>
+              <w:t>Create the printed scheduled task; report the new position</w:t>
             </w:r>
           </w:p>
         </w:tc>
@@ -587,7 +661,7 @@
           </w:tcPr>
           <w:p>
             <w:r>
-              <w:t>No backup configured for that lane</w:t>
+              <w:t>No chain configured for that lane</w:t>
             </w:r>
           </w:p>
         </w:tc>
@@ -651,7 +725,7 @@
           </w:tcPr>
           <w:p>
             <w:r>
-              <w:t>Lane is already on its backup</w:t>
+              <w:t>Chain exhausted - every entry spent</w:t>
             </w:r>
           </w:p>
         </w:tc>
@@ -670,7 +744,7 @@
     <w:p>
       <w:pPr/>
       <w:r>
-        <w:t>Exit 4 is the depth limit. One backup per lane means that when both the primary and the backup are exhausted there is nowhere left to go. The tool refuses rather than cascading, so the orchestrator structurally cannot invent a substitute - it must surface the decision to the user.</w:t>
+        <w:t>Exit 4 should be unreachable in a healthy setup, because every chain ends in a free model. Reaching it means the chain is misconfigured. The caller must never work around it by editing the fleet config by hand or substituting an implementer that is not in the chain.</w:t>
       </w:r>
     </w:p>
     <w:p>
@@ -709,6 +783,28 @@
           <w:p>
             <w:r>
               <w:t>Mechanism</w:t>
+            </w:r>
+          </w:p>
+        </w:tc>
+      </w:tr>
+      <w:tr>
+        <w:tc>
+          <w:tcPr>
+            <w:tcW w:type="dxa" w:w="4320"/>
+          </w:tcPr>
+          <w:p>
+            <w:r>
+              <w:t>Cannot run out of fallbacks</w:t>
+            </w:r>
+          </w:p>
+        </w:tc>
+        <w:tc>
+          <w:tcPr>
+            <w:tcW w:type="dxa" w:w="4320"/>
+          </w:tcPr>
+          <w:p>
+            <w:r>
+              <w:t>Chains are arbitrary length and end in a free, unmetered model.</w:t>
             </w:r>
           </w:p>
         </w:tc>
@@ -764,7 +860,7 @@
           </w:tcPr>
           <w:p>
             <w:r>
-              <w:t>Cannot cascade silently</w:t>
+              <w:t>Restores are deterministic</w:t>
             </w:r>
           </w:p>
         </w:tc>
@@ -774,7 +870,7 @@
           </w:tcPr>
           <w:p>
             <w:r>
-              <w:t>apply exits 4 when a backup is already active.</w:t>
+              <w:t>original is captured on the first swap and preserved across every advance.</w:t>
             </w:r>
           </w:p>
         </w:tc>
@@ -796,7 +892,7 @@
           </w:tcPr>
           <w:p>
             <w:r>
-              <w:t>Restore tasks use fireAt, which auto-disables the task after firing.</w:t>
+              <w:t>Restore tasks use fireAt, which auto-disables after firing.</w:t>
             </w:r>
           </w:p>
         </w:tc>
@@ -862,7 +958,7 @@
           </w:tcPr>
           <w:p>
             <w:r>
-              <w:t>code-pro preflight prints every active backup at the start of a run.</w:t>
+              <w:t>code-pro preflight prints every active fallback and its chain position.</w:t>
             </w:r>
           </w:p>
         </w:tc>
@@ -885,7 +981,7 @@
     <w:p>
       <w:pPr/>
       <w:r>
-        <w:t>The task prompt is deliberately reduced to a single command. A scheduled run starts with no memory of the conversation that created it, so there must be nothing in the prompt to interpret:</w:t>
+        <w:t>The task prompt is deliberately reduced to a single command. A scheduled run starts with no memory of the conversation that created it, so there must be nothing to interpret:</w:t>
       </w:r>
     </w:p>
     <w:p>
@@ -903,7 +999,13 @@
     <w:p>
       <w:pPr/>
       <w:r>
-        <w:t>Self-deletion is tidiness only, never correctness: fireAt already guarantees the task cannot fire twice. Should the delete call be unavailable or need an approval nobody is present to give, the task simply remains disabled and harmless, and the next resolve prunes its directory. Nothing in the design depends on that path succeeding.</w:t>
+        <w:t>Self-deletion is tidiness only, never correctness: fireAt already guarantees the task cannot fire twice. If the delete call is unavailable or needs an approval nobody is present to give, the task remains disabled and harmless, and the next resolve prunes its directory.</w:t>
+      </w:r>
+    </w:p>
+    <w:p>
+      <w:pPr/>
+      <w:r>
+        <w:t>Restore always returns the lane to position 0, never to an intermediate position. If position 0 is still exhausted, the next dispatch fails and apply advances again - one wasted call, in exchange for a state machine with no per-position cooldown bookkeeping. That trade is deliberate: per-position tracking is where this design becomes complex and subtly wrong.</w:t>
       </w:r>
     </w:p>
     <w:p>
@@ -911,13 +1013,7 @@
         <w:pStyle w:val="Heading1"/>
       </w:pPr>
       <w:r>
-        <w:t>8. Choosing backups</w:t>
-      </w:r>
-    </w:p>
-    <w:p>
-      <w:pPr/>
-      <w:r>
-        <w:t>Two rules matter more than model quality:</w:t>
+        <w:t>8. Building a chain</w:t>
       </w:r>
     </w:p>
     <w:p>
@@ -925,7 +1021,7 @@
         <w:pStyle w:val="ListBullet"/>
       </w:pPr>
       <w:r>
-        <w:t>Never back a shell-dependent lane with an implementer that cannot run commands. Antigravity soft-denies every shell call in the non-interactive mode the relays use, so backing tests or qa with agy produces lanes that report success without executing anything. This is a correctness failure, not an efficiency one.</w:t>
+        <w:t>End it with a free, unmetered model. This is the rule that makes exit 4 unreachable.</w:t>
       </w:r>
     </w:p>
     <w:p>
@@ -933,7 +1029,23 @@
         <w:pStyle w:val="ListBullet"/>
       </w:pPr>
       <w:r>
-        <w:t>Back a lane with a different provider than its primary, or the backup shares the same outage. For review, also prefer a different provider than whatever implemented the code, or the review stops being an independent second opinion.</w:t>
+        <w:t>Never put a shell-incapable implementer on tests or qa. Antigravity soft-denies every shell call in the non-interactive mode the relays use, so those lanes would report success without executing anything - a correctness failure, not an efficiency one.</w:t>
+      </w:r>
+    </w:p>
+    <w:p>
+      <w:pPr>
+        <w:pStyle w:val="ListBullet"/>
+      </w:pPr>
+      <w:r>
+        <w:t>Change provider at every position, or the fallback shares the outage. All Z.AI coding-plan models share a single bucket: glm-5.3, glm-5.3-flash, glm-5-turbo and glm-4.7 exhaust together and reset together, so none can back another.</w:t>
+      </w:r>
+    </w:p>
+    <w:p>
+      <w:pPr>
+        <w:pStyle w:val="ListBullet"/>
+      </w:pPr>
+      <w:r>
+        <w:t>For review, avoid the provider that implemented the code, or the review stops being an independent second opinion.</w:t>
       </w:r>
     </w:p>
     <w:p>
@@ -941,7 +1053,7 @@
         <w:pStyle w:val="Heading1"/>
       </w:pPr>
       <w:r>
-        <w:t>9. Known exhaustion messages</w:t>
+        <w:t>9. Known provider messages</w:t>
       </w:r>
     </w:p>
     <w:tbl>
@@ -951,14 +1063,15 @@
         <w:tblLook w:firstColumn="1" w:firstRow="1" w:lastColumn="0" w:lastRow="0" w:noHBand="0" w:noVBand="1" w:val="04A0"/>
       </w:tblPr>
       <w:tblGrid>
-        <w:gridCol w:w="2880"/>
-        <w:gridCol w:w="2880"/>
-        <w:gridCol w:w="2880"/>
+        <w:gridCol w:w="2160"/>
+        <w:gridCol w:w="2160"/>
+        <w:gridCol w:w="2160"/>
+        <w:gridCol w:w="2160"/>
       </w:tblGrid>
       <w:tr>
         <w:tc>
           <w:tcPr>
-            <w:tcW w:type="dxa" w:w="2880"/>
+            <w:tcW w:type="dxa" w:w="2160"/>
           </w:tcPr>
           <w:p>
             <w:r>
@@ -968,7 +1081,7 @@
         </w:tc>
         <w:tc>
           <w:tcPr>
-            <w:tcW w:type="dxa" w:w="2880"/>
+            <w:tcW w:type="dxa" w:w="2160"/>
           </w:tcPr>
           <w:p>
             <w:r>
@@ -978,11 +1091,21 @@
         </w:tc>
         <w:tc>
           <w:tcPr>
-            <w:tcW w:type="dxa" w:w="2880"/>
+            <w:tcW w:type="dxa" w:w="2160"/>
           </w:tcPr>
           <w:p>
             <w:r>
-              <w:t>Reset window given?</w:t>
+              <w:t>Exhaustion?</w:t>
+            </w:r>
+          </w:p>
+        </w:tc>
+        <w:tc>
+          <w:tcPr>
+            <w:tcW w:type="dxa" w:w="2160"/>
+          </w:tcPr>
+          <w:p>
+            <w:r>
+              <w:t>Window</w:t>
             </w:r>
           </w:p>
         </w:tc>
@@ -990,7 +1113,7 @@
       <w:tr>
         <w:tc>
           <w:tcPr>
-            <w:tcW w:type="dxa" w:w="2880"/>
+            <w:tcW w:type="dxa" w:w="2160"/>
           </w:tcPr>
           <w:p>
             <w:r>
@@ -1000,17 +1123,17 @@
         </w:tc>
         <w:tc>
           <w:tcPr>
-            <w:tcW w:type="dxa" w:w="2880"/>
+            <w:tcW w:type="dxa" w:w="2160"/>
           </w:tcPr>
           <w:p>
             <w:r>
-              <w:t>You have hit your usage limit (plus a retry time, or an admin request on Business seats)</w:t>
+              <w:t>You have hit your usage limit</w:t>
             </w:r>
           </w:p>
         </w:tc>
         <w:tc>
           <w:tcPr>
-            <w:tcW w:type="dxa" w:w="2880"/>
+            <w:tcW w:type="dxa" w:w="2160"/>
           </w:tcPr>
           <w:p>
             <w:r>
@@ -1018,11 +1141,21 @@
             </w:r>
           </w:p>
         </w:tc>
+        <w:tc>
+          <w:tcPr>
+            <w:tcW w:type="dxa" w:w="2160"/>
+          </w:tcPr>
+          <w:p>
+            <w:r>
+              <w:t>retry time</w:t>
+            </w:r>
+          </w:p>
+        </w:tc>
       </w:tr>
       <w:tr>
         <w:tc>
           <w:tcPr>
-            <w:tcW w:type="dxa" w:w="2880"/>
+            <w:tcW w:type="dxa" w:w="2160"/>
           </w:tcPr>
           <w:p>
             <w:r>
@@ -1032,7 +1165,7 @@
         </w:tc>
         <w:tc>
           <w:tcPr>
-            <w:tcW w:type="dxa" w:w="2880"/>
+            <w:tcW w:type="dxa" w:w="2160"/>
           </w:tcPr>
           <w:p>
             <w:r>
@@ -1042,7 +1175,7 @@
         </w:tc>
         <w:tc>
           <w:tcPr>
-            <w:tcW w:type="dxa" w:w="2880"/>
+            <w:tcW w:type="dxa" w:w="2160"/>
           </w:tcPr>
           <w:p>
             <w:r>
@@ -1050,11 +1183,63 @@
             </w:r>
           </w:p>
         </w:tc>
+        <w:tc>
+          <w:tcPr>
+            <w:tcW w:type="dxa" w:w="2160"/>
+          </w:tcPr>
+          <w:p>
+            <w:r>
+              <w:t>duration</w:t>
+            </w:r>
+          </w:p>
+        </w:tc>
       </w:tr>
       <w:tr>
         <w:tc>
           <w:tcPr>
-            <w:tcW w:type="dxa" w:w="2880"/>
+            <w:tcW w:type="dxa" w:w="2160"/>
+          </w:tcPr>
+          <w:p>
+            <w:r>
+              <w:t>opencode (Z.AI plan)</w:t>
+            </w:r>
+          </w:p>
+        </w:tc>
+        <w:tc>
+          <w:tcPr>
+            <w:tcW w:type="dxa" w:w="2160"/>
+          </w:tcPr>
+          <w:p>
+            <w:r>
+              <w:t>Weekly/Monthly Limit Exhausted. Your limit will reset at &lt;timestamp&gt;</w:t>
+            </w:r>
+          </w:p>
+        </w:tc>
+        <w:tc>
+          <w:tcPr>
+            <w:tcW w:type="dxa" w:w="2160"/>
+          </w:tcPr>
+          <w:p>
+            <w:r>
+              <w:t>Yes</w:t>
+            </w:r>
+          </w:p>
+        </w:tc>
+        <w:tc>
+          <w:tcPr>
+            <w:tcW w:type="dxa" w:w="2160"/>
+          </w:tcPr>
+          <w:p>
+            <w:r>
+              <w:t>timestamp</w:t>
+            </w:r>
+          </w:p>
+        </w:tc>
+      </w:tr>
+      <w:tr>
+        <w:tc>
+          <w:tcPr>
+            <w:tcW w:type="dxa" w:w="2160"/>
           </w:tcPr>
           <w:p>
             <w:r>
@@ -1064,21 +1249,31 @@
         </w:tc>
         <w:tc>
           <w:tcPr>
-            <w:tcW w:type="dxa" w:w="2880"/>
+            <w:tcW w:type="dxa" w:w="2160"/>
           </w:tcPr>
           <w:p>
             <w:r>
-              <w:t>You have exceeded your premium request allowance / HTTP 402 quota_exceeded</w:t>
+              <w:t>You have exceeded your premium request allowance / HTTP 402</w:t>
             </w:r>
           </w:p>
         </w:tc>
         <w:tc>
           <w:tcPr>
-            <w:tcW w:type="dxa" w:w="2880"/>
+            <w:tcW w:type="dxa" w:w="2160"/>
           </w:tcPr>
           <w:p>
             <w:r>
-              <w:t>No</w:t>
+              <w:t>Yes</w:t>
+            </w:r>
+          </w:p>
+        </w:tc>
+        <w:tc>
+          <w:tcPr>
+            <w:tcW w:type="dxa" w:w="2160"/>
+          </w:tcPr>
+          <w:p>
+            <w:r>
+              <w:t>none given</w:t>
             </w:r>
           </w:p>
         </w:tc>
@@ -1086,7 +1281,7 @@
       <w:tr>
         <w:tc>
           <w:tcPr>
-            <w:tcW w:type="dxa" w:w="2880"/>
+            <w:tcW w:type="dxa" w:w="2160"/>
           </w:tcPr>
           <w:p>
             <w:r>
@@ -1096,32 +1291,78 @@
         </w:tc>
         <w:tc>
           <w:tcPr>
-            <w:tcW w:type="dxa" w:w="2880"/>
+            <w:tcW w:type="dxa" w:w="2160"/>
           </w:tcPr>
           <w:p>
             <w:r>
-              <w:t>Insufficient balance or no resource package (1113) - CONFIGURATION, not quota</w:t>
+              <w:t>Insufficient balance or no resource package (1113)</w:t>
             </w:r>
           </w:p>
         </w:tc>
         <w:tc>
           <w:tcPr>
-            <w:tcW w:type="dxa" w:w="2880"/>
+            <w:tcW w:type="dxa" w:w="2160"/>
           </w:tcPr>
           <w:p>
             <w:r>
-              <w:t>n/a</w:t>
+              <w:t>NO - configuration</w:t>
+            </w:r>
+          </w:p>
+        </w:tc>
+        <w:tc>
+          <w:tcPr>
+            <w:tcW w:type="dxa" w:w="2160"/>
+          </w:tcPr>
+          <w:p>
+            <w:r>
+              <w:t>-</w:t>
+            </w:r>
+          </w:p>
+        </w:tc>
+      </w:tr>
+      <w:tr>
+        <w:tc>
+          <w:tcPr>
+            <w:tcW w:type="dxa" w:w="2160"/>
+          </w:tcPr>
+          <w:p>
+            <w:r>
+              <w:t>opencode (Z.AI free)</w:t>
+            </w:r>
+          </w:p>
+        </w:tc>
+        <w:tc>
+          <w:tcPr>
+            <w:tcW w:type="dxa" w:w="2160"/>
+          </w:tcPr>
+          <w:p>
+            <w:r>
+              <w:t>Rate limit reached for requests</w:t>
+            </w:r>
+          </w:p>
+        </w:tc>
+        <w:tc>
+          <w:tcPr>
+            <w:tcW w:type="dxa" w:w="2160"/>
+          </w:tcPr>
+          <w:p>
+            <w:r>
+              <w:t>NO - throttle, retry</w:t>
+            </w:r>
+          </w:p>
+        </w:tc>
+        <w:tc>
+          <w:tcPr>
+            <w:tcW w:type="dxa" w:w="2160"/>
+          </w:tcPr>
+          <w:p>
+            <w:r>
+              <w:t>-</w:t>
             </w:r>
           </w:p>
         </w:tc>
       </w:tr>
     </w:tbl>
-    <w:p>
-      <w:pPr/>
-      <w:r>
-        <w:t>Copilot reports no window, so a swap against it needs one chosen by the user. Never swap on 1113 - fix the endpoint (zai-coding-plan, not zai) or the model instead. The Z.AI coding plan covers only GLM-5.3, GLM-5-Turbo and GLM-4.7.</w:t>
-      </w:r>
-    </w:p>
     <w:p>
       <w:pPr>
         <w:pStyle w:val="Heading1"/>
@@ -1133,7 +1374,7 @@
     <w:p>
       <w:pPr/>
       <w:r>
-        <w:t>code-pro 2.1.0 treats this plugin as a soft dependency. Its preflight reads lane-backups.json directly rather than shelling out, so a missing plugin costs one informational line instead of a failure. When backups are active, preflight gains:</w:t>
+        <w:t>code-pro 2.1.0 treats this plugin as a soft dependency. Its preflight reads lane-backups.json directly rather than shelling out, so a missing plugin costs one informational line instead of a failure. When fallbacks are active, preflight gains:</w:t>
       </w:r>
     </w:p>
     <w:p>
@@ -1141,13 +1382,13 @@
       <w:r>
         <w:t>Lane backups (active)</w:t>
         <w:br/>
-        <w:t xml:space="preserve">  OK   ui       on opencode  -&gt; back to agy        in 71h 37m</w:t>
+        <w:t xml:space="preserve">  OK   ui       on opencode  [2/2] -&gt; back to agy        in 71h 37m</w:t>
       </w:r>
     </w:p>
     <w:p>
       <w:pPr/>
       <w:r>
-        <w:t>An entry marked OVERDUE means a scheduled restore never fired and resolve --all should be run. Running resolve --all at the start of a session is the recommended safety net.</w:t>
+        <w:t>The [position/last] marker matters: it tells the reader how much fallback headroom is left before the chain bottoms out. An entry marked OVERDUE means a scheduled restore never fired and resolve --all should be run. Running resolve --all at the start of a session is the recommended safety net.</w:t>
       </w:r>
     </w:p>
     <w:p>
@@ -1169,7 +1410,7 @@
         <w:pStyle w:val="ListBullet"/>
       </w:pPr>
       <w:r>
-        <w:t>.claude-plugin/plugin.json - name, description, version 1.0.0, author</w:t>
+        <w:t>.claude-plugin/plugin.json - name, description, version 2.0.0, author</w:t>
       </w:r>
     </w:p>
     <w:p>
@@ -1185,7 +1426,7 @@
         <w:pStyle w:val="ListBullet"/>
       </w:pPr>
       <w:r>
-        <w:t>skills/delegate-backup/SKILL.md - when to swap, how to tell exhaustion from misconfiguration, exit-code handling</w:t>
+        <w:t>skills/delegate-backup/SKILL.md - when to swap, how to tell exhaustion from misconfiguration and from throttling, exit-code handling</w:t>
       </w:r>
     </w:p>
     <w:p>
@@ -1201,7 +1442,7 @@
         <w:pStyle w:val="ListBullet"/>
       </w:pPr>
       <w:r>
-        <w:t>lane-backups.example.json - a copyable starting sidecar</w:t>
+        <w:t>lane-backups.example.json - a copyable starting sidecar, chains ending in free models</w:t>
       </w:r>
     </w:p>
     <w:p>
@@ -1209,13 +1450,13 @@
         <w:pStyle w:val="ListBullet"/>
       </w:pPr>
       <w:r>
-        <w:t>README.md - install, design, exit codes, backup-selection rules</w:t>
+        <w:t>README.md - install, design, exit codes, chain-building rules</w:t>
       </w:r>
     </w:p>
     <w:p>
       <w:pPr/>
       <w:r>
-        <w:t>Hard requirements: never write an unknown key into config.json; never restore a lane whose current value differs from what was written; never swap a lane that is already on its backup; write config atomically; and treat exhaustion classification as the caller's job, never the script's.</w:t>
+        <w:t>Hard requirements: never write an unknown key into config.json; never restore a lane whose current value differs from what was written; preserve original across every advance; write config atomically; migrate v1 sidecars without changing behaviour; and treat exhaustion classification as the caller's job, never the script's.</w:t>
       </w:r>
     </w:p>
     <w:sectPr>
